--- a/backend/src/CongTacDang.Infrastructure/Templates/Word/Mau_10_PhieuThamDinh.docx
+++ b/backend/src/CongTacDang.Infrastructure/Templates/Word/Mau_10_PhieuThamDinh.docx
@@ -165,20 +165,44 @@
         <w:rPr>
           <w:sz w:val="24"/>
         </w:rPr>
-        <w:t>Kỳ đánh giá: Quý {{QUARTER}} / Năm {{YEAR}}</w:t>
+        <w:t xml:space="preserve">Kỳ đánh giá: Quý </w:t>
       </w:r>
-    </w:p>
-    <w:p>
-      <w:pPr>
-        <w:spacing w:after="40" w:line="240" w:lineRule="auto"/>
-        <w:ind w:firstLine="720"/>
-      </w:pPr>
+      <w:sdt>
+        <w:sdtPr>
+          <w:alias w:val="QUARTER"/>
+          <w:tag w:val="QUARTER"/>
+          <w:id w:val="510038"/>
+        </w:sdtPr>
+        <w:sdtContent>
+          <w:r>
+            <w:rPr>
+              <w:sz w:val="24"/>
+            </w:rPr>
+            <w:t xml:space="preserve">...</w:t>
+          </w:r>
+        </w:sdtContent>
+      </w:sdt>
       <w:r>
         <w:rPr>
           <w:sz w:val="24"/>
         </w:rPr>
-        <w:t>Họ và tên cán bộ được đánh giá: {{FULL_NAME}}  Chức vụ: {{POSITION}}</w:t>
+        <w:t xml:space="preserve"> / Năm </w:t>
       </w:r>
+      <w:sdt>
+        <w:sdtPr>
+          <w:alias w:val="YEAR"/>
+          <w:tag w:val="YEAR"/>
+          <w:id w:val="510039"/>
+        </w:sdtPr>
+        <w:sdtContent>
+          <w:r>
+            <w:rPr>
+              <w:sz w:val="24"/>
+            </w:rPr>
+            <w:t xml:space="preserve">20...</w:t>
+          </w:r>
+        </w:sdtContent>
+      </w:sdt>
     </w:p>
     <w:p>
       <w:pPr>
@@ -189,8 +213,113 @@
         <w:rPr>
           <w:sz w:val="24"/>
         </w:rPr>
-        <w:t>Đơn vị công tác: {{FULL_NAME}}……………………  Kỳ đánh giá: Quý {{QUARTER}} / Năm {{YEAR}}</w:t>
+        <w:t xml:space="preserve">Họ và tên cán bộ được đánh giá: </w:t>
       </w:r>
+      <w:sdt>
+        <w:sdtPr>
+          <w:alias w:val="FULL_NAME"/>
+          <w:tag w:val="FULL_NAME"/>
+          <w:id w:val="510040"/>
+        </w:sdtPr>
+        <w:sdtContent>
+          <w:r>
+            <w:rPr>
+              <w:sz w:val="24"/>
+            </w:rPr>
+            <w:t xml:space="preserve">................................</w:t>
+          </w:r>
+        </w:sdtContent>
+      </w:sdt>
+      <w:r>
+        <w:rPr>
+          <w:sz w:val="24"/>
+        </w:rPr>
+        <w:t xml:space="preserve">  Chức vụ: </w:t>
+      </w:r>
+      <w:sdt>
+        <w:sdtPr>
+          <w:alias w:val="POSITION"/>
+          <w:tag w:val="POSITION"/>
+          <w:id w:val="510041"/>
+        </w:sdtPr>
+        <w:sdtContent>
+          <w:r>
+            <w:rPr>
+              <w:sz w:val="24"/>
+            </w:rPr>
+            <w:t xml:space="preserve">................</w:t>
+          </w:r>
+        </w:sdtContent>
+      </w:sdt>
+    </w:p>
+    <w:p>
+      <w:pPr>
+        <w:spacing w:after="40" w:line="240" w:lineRule="auto"/>
+        <w:ind w:firstLine="720"/>
+      </w:pPr>
+      <w:r>
+        <w:rPr>
+          <w:sz w:val="24"/>
+        </w:rPr>
+        <w:t xml:space="preserve">Đơn vị công tác: </w:t>
+      </w:r>
+      <w:sdt>
+        <w:sdtPr>
+          <w:alias w:val="DEPARTMENT"/>
+          <w:tag w:val="DEPARTMENT"/>
+          <w:id w:val="510042"/>
+        </w:sdtPr>
+        <w:sdtContent>
+          <w:r>
+            <w:rPr>
+              <w:sz w:val="24"/>
+            </w:rPr>
+            <w:t xml:space="preserve"/>
+          </w:r>
+        </w:sdtContent>
+      </w:sdt>
+      <w:r>
+        <w:rPr>
+          <w:sz w:val="24"/>
+        </w:rPr>
+        <w:t xml:space="preserve">……………………  Kỳ đánh giá: Quý </w:t>
+      </w:r>
+      <w:sdt>
+        <w:sdtPr>
+          <w:alias w:val="QUARTER"/>
+          <w:tag w:val="QUARTER"/>
+          <w:id w:val="510043"/>
+        </w:sdtPr>
+        <w:sdtContent>
+          <w:r>
+            <w:rPr>
+              <w:sz w:val="24"/>
+            </w:rPr>
+            <w:t xml:space="preserve">...</w:t>
+          </w:r>
+        </w:sdtContent>
+      </w:sdt>
+      <w:r>
+        <w:rPr>
+          <w:sz w:val="24"/>
+        </w:rPr>
+        <w:t xml:space="preserve"> / Năm </w:t>
+      </w:r>
+      <w:sdt>
+        <w:sdtPr>
+          <w:alias w:val="YEAR"/>
+          <w:tag w:val="YEAR"/>
+          <w:id w:val="510044"/>
+        </w:sdtPr>
+        <w:sdtContent>
+          <w:r>
+            <w:rPr>
+              <w:sz w:val="24"/>
+            </w:rPr>
+            <w:t xml:space="preserve">20...</w:t>
+          </w:r>
+        </w:sdtContent>
+      </w:sdt>
     </w:p>
     <w:p>
       <w:pPr>
@@ -445,13 +574,22 @@
                 <w:szCs w:val="24"/>
               </w:rPr>
             </w:pPr>
-            <w:r>
-              <w:rPr>
-                <w:sz w:val="24"/>
-                <w:szCs w:val="24"/>
-              </w:rPr>
-              <w:t>{{SCORE}}</w:t>
-            </w:r>
+            <w:sdt>
+              <w:sdtPr>
+                <w:alias w:val="GENERAL_SELF_SCORE"/>
+                <w:tag w:val="GENERAL_SELF_SCORE"/>
+                <w:id w:val="510045"/>
+              </w:sdtPr>
+              <w:sdtContent>
+                <w:r>
+                  <w:rPr>
+                    <w:sz w:val="24"/>
+                    <w:szCs w:val="24"/>
+                  </w:rPr>
+                  <w:t xml:space="preserve">«GENERAL_SELF_SCORE»</w:t>
+                </w:r>
+              </w:sdtContent>
+            </w:sdt>
           </w:p>
         </w:tc>
         <w:tc>
@@ -474,13 +612,22 @@
                 <w:szCs w:val="24"/>
               </w:rPr>
             </w:pPr>
-            <w:r>
-              <w:rPr>
-                <w:sz w:val="24"/>
-                <w:szCs w:val="24"/>
-              </w:rPr>
-              <w:t>{{SCORE}}</w:t>
-            </w:r>
+            <w:sdt>
+              <w:sdtPr>
+                <w:alias w:val="GENERAL_APPRAISAL_SCORE"/>
+                <w:tag w:val="GENERAL_APPRAISAL_SCORE"/>
+                <w:id w:val="510046"/>
+              </w:sdtPr>
+              <w:sdtContent>
+                <w:r>
+                  <w:rPr>
+                    <w:sz w:val="24"/>
+                    <w:szCs w:val="24"/>
+                  </w:rPr>
+                  <w:t xml:space="preserve">…</w:t>
+                </w:r>
+              </w:sdtContent>
+            </w:sdt>
           </w:p>
         </w:tc>
         <w:tc>
@@ -503,13 +650,22 @@
                 <w:szCs w:val="24"/>
               </w:rPr>
             </w:pPr>
-            <w:r>
-              <w:rPr>
-                <w:sz w:val="24"/>
-                <w:szCs w:val="24"/>
-              </w:rPr>
-              <w:t>{{SCORE}}</w:t>
-            </w:r>
+            <w:sdt>
+              <w:sdtPr>
+                <w:alias w:val="GENERAL_DIFF"/>
+                <w:tag w:val="GENERAL_DIFF"/>
+                <w:id w:val="510047"/>
+              </w:sdtPr>
+              <w:sdtContent>
+                <w:r>
+                  <w:rPr>
+                    <w:sz w:val="24"/>
+                    <w:szCs w:val="24"/>
+                  </w:rPr>
+                  <w:t xml:space="preserve">…</w:t>
+                </w:r>
+              </w:sdtContent>
+            </w:sdt>
           </w:p>
         </w:tc>
         <w:tc>
@@ -590,13 +746,22 @@
                 <w:szCs w:val="24"/>
               </w:rPr>
             </w:pPr>
-            <w:r>
-              <w:rPr>
-                <w:sz w:val="24"/>
-                <w:szCs w:val="24"/>
-              </w:rPr>
-              <w:t>{{SCORE}}</w:t>
-            </w:r>
+            <w:sdt>
+              <w:sdtPr>
+                <w:alias w:val="TASKS_SELF_SCORE"/>
+                <w:tag w:val="TASKS_SELF_SCORE"/>
+                <w:id w:val="510048"/>
+              </w:sdtPr>
+              <w:sdtContent>
+                <w:r>
+                  <w:rPr>
+                    <w:sz w:val="24"/>
+                    <w:szCs w:val="24"/>
+                  </w:rPr>
+                  <w:t xml:space="preserve">«TASKS_SELF_SCORE»</w:t>
+                </w:r>
+              </w:sdtContent>
+            </w:sdt>
           </w:p>
         </w:tc>
         <w:tc>
@@ -619,13 +784,22 @@
                 <w:szCs w:val="24"/>
               </w:rPr>
             </w:pPr>
-            <w:r>
-              <w:rPr>
-                <w:sz w:val="24"/>
-                <w:szCs w:val="24"/>
-              </w:rPr>
-              <w:t>{{SCORE}}</w:t>
-            </w:r>
+            <w:sdt>
+              <w:sdtPr>
+                <w:alias w:val="TASKS_APPRAISAL_SCORE"/>
+                <w:tag w:val="TASKS_APPRAISAL_SCORE"/>
+                <w:id w:val="510049"/>
+              </w:sdtPr>
+              <w:sdtContent>
+                <w:r>
+                  <w:rPr>
+                    <w:sz w:val="24"/>
+                    <w:szCs w:val="24"/>
+                  </w:rPr>
+                  <w:t xml:space="preserve">…</w:t>
+                </w:r>
+              </w:sdtContent>
+            </w:sdt>
           </w:p>
         </w:tc>
         <w:tc>
@@ -648,13 +822,22 @@
                 <w:szCs w:val="24"/>
               </w:rPr>
             </w:pPr>
-            <w:r>
-              <w:rPr>
-                <w:sz w:val="24"/>
-                <w:szCs w:val="24"/>
-              </w:rPr>
-              <w:t>{{SCORE}}</w:t>
-            </w:r>
+            <w:sdt>
+              <w:sdtPr>
+                <w:alias w:val="TASKS_DIFF"/>
+                <w:tag w:val="TASKS_DIFF"/>
+                <w:id w:val="510050"/>
+              </w:sdtPr>
+              <w:sdtContent>
+                <w:r>
+                  <w:rPr>
+                    <w:sz w:val="24"/>
+                    <w:szCs w:val="24"/>
+                  </w:rPr>
+                  <w:t xml:space="preserve">…</w:t>
+                </w:r>
+              </w:sdtContent>
+            </w:sdt>
           </w:p>
         </w:tc>
         <w:tc>
@@ -735,13 +918,22 @@
                 <w:szCs w:val="24"/>
               </w:rPr>
             </w:pPr>
-            <w:r>
-              <w:rPr>
-                <w:sz w:val="24"/>
-                <w:szCs w:val="24"/>
-              </w:rPr>
-              <w:t>{{SCORE}}</w:t>
-            </w:r>
+            <w:sdt>
+              <w:sdtPr>
+                <w:alias w:val="TOTAL_SELF_SCORE"/>
+                <w:tag w:val="TOTAL_SELF_SCORE"/>
+                <w:id w:val="510051"/>
+              </w:sdtPr>
+              <w:sdtContent>
+                <w:r>
+                  <w:rPr>
+                    <w:sz w:val="24"/>
+                    <w:szCs w:val="24"/>
+                  </w:rPr>
+                  <w:t xml:space="preserve">«TOTAL_SELF_SCORE»</w:t>
+                </w:r>
+              </w:sdtContent>
+            </w:sdt>
           </w:p>
         </w:tc>
         <w:tc>
@@ -764,13 +956,22 @@
                 <w:szCs w:val="24"/>
               </w:rPr>
             </w:pPr>
-            <w:r>
-              <w:rPr>
-                <w:sz w:val="24"/>
-                <w:szCs w:val="24"/>
-              </w:rPr>
-              <w:t>{{SCORE}}</w:t>
-            </w:r>
+            <w:sdt>
+              <w:sdtPr>
+                <w:alias w:val="TOTAL_APPRAISAL_SCORE"/>
+                <w:tag w:val="TOTAL_APPRAISAL_SCORE"/>
+                <w:id w:val="510052"/>
+              </w:sdtPr>
+              <w:sdtContent>
+                <w:r>
+                  <w:rPr>
+                    <w:sz w:val="24"/>
+                    <w:szCs w:val="24"/>
+                  </w:rPr>
+                  <w:t xml:space="preserve">…</w:t>
+                </w:r>
+              </w:sdtContent>
+            </w:sdt>
           </w:p>
         </w:tc>
         <w:tc>
@@ -793,13 +994,22 @@
                 <w:szCs w:val="24"/>
               </w:rPr>
             </w:pPr>
-            <w:r>
-              <w:rPr>
-                <w:sz w:val="24"/>
-                <w:szCs w:val="24"/>
-              </w:rPr>
-              <w:t>{{SCORE}}</w:t>
-            </w:r>
+            <w:sdt>
+              <w:sdtPr>
+                <w:alias w:val="TOTAL_DIFF"/>
+                <w:tag w:val="TOTAL_DIFF"/>
+                <w:id w:val="510053"/>
+              </w:sdtPr>
+              <w:sdtContent>
+                <w:r>
+                  <w:rPr>
+                    <w:sz w:val="24"/>
+                    <w:szCs w:val="24"/>
+                  </w:rPr>
+                  <w:t xml:space="preserve">…</w:t>
+                </w:r>
+              </w:sdtContent>
+            </w:sdt>
           </w:p>
         </w:tc>
         <w:tc>
@@ -1351,7 +1561,28 @@
         <w:rPr>
           <w:sz w:val="24"/>
         </w:rPr>
-        <w:t>Ý kiến của Người trực tiếp sử dụng cán bộ: {{FULL_NAME}}……..</w:t>
+        <w:t xml:space="preserve">Ý kiến của Người trực tiếp sử dụng cán bộ: </w:t>
+      </w:r>
+      <w:sdt>
+        <w:sdtPr>
+          <w:alias w:val="SUPERVISOR_COMMENT"/>
+          <w:tag w:val="SUPERVISOR_COMMENT"/>
+          <w:id w:val="510054"/>
+        </w:sdtPr>
+        <w:sdtContent>
+          <w:r>
+            <w:rPr>
+              <w:sz w:val="24"/>
+            </w:rPr>
+            <w:t xml:space="preserve"/>
+          </w:r>
+        </w:sdtContent>
+      </w:sdt>
+      <w:r>
+        <w:rPr>
+          <w:sz w:val="24"/>
+        </w:rPr>
+        <w:t xml:space="preserve">……..</w:t>
       </w:r>
     </w:p>
     <w:p>
@@ -1377,20 +1608,56 @@
         <w:rPr>
           <w:sz w:val="24"/>
         </w:rPr>
-        <w:t>Kết luận của Cơ quan thẩm định: {{FULL_NAME}}………………..</w:t>
+        <w:t xml:space="preserve">Kết luận của Cơ quan thẩm định: </w:t>
       </w:r>
-    </w:p>
-    <w:p>
-      <w:pPr>
-        <w:spacing w:after="40" w:line="240" w:lineRule="auto"/>
-        <w:ind w:firstLine="720"/>
-      </w:pPr>
+      <w:sdt>
+        <w:sdtPr>
+          <w:alias w:val="APPRAISAL_COMMENT"/>
+          <w:tag w:val="APPRAISAL_COMMENT"/>
+          <w:id w:val="510055"/>
+        </w:sdtPr>
+        <w:sdtContent>
+          <w:r>
+            <w:rPr>
+              <w:sz w:val="24"/>
+            </w:rPr>
+            <w:t xml:space="preserve"/>
+          </w:r>
+        </w:sdtContent>
+      </w:sdt>
       <w:r>
         <w:rPr>
           <w:sz w:val="24"/>
         </w:rPr>
-        <w:t>Mức xếp loại đề xuất: {{PROPOSED_GRADE}}</w:t>
+        <w:t xml:space="preserve">………………..</w:t>
       </w:r>
+    </w:p>
+    <w:p>
+      <w:pPr>
+        <w:spacing w:after="40" w:line="240" w:lineRule="auto"/>
+        <w:ind w:firstLine="720"/>
+      </w:pPr>
+      <w:r>
+        <w:rPr>
+          <w:sz w:val="24"/>
+        </w:rPr>
+        <w:t xml:space="preserve">Mức xếp loại đề xuất: </w:t>
+      </w:r>
+      <w:sdt>
+        <w:sdtPr>
+          <w:alias w:val="PROPOSED_GRADE"/>
+          <w:tag w:val="PROPOSED_GRADE"/>
+          <w:id w:val="510056"/>
+        </w:sdtPr>
+        <w:sdtContent>
+          <w:r>
+            <w:rPr>
+              <w:sz w:val="24"/>
+            </w:rPr>
+            <w:t xml:space="preserve">«PROPOSED_GRADE»</w:t>
+          </w:r>
+        </w:sdtContent>
+      </w:sdt>
     </w:p>
     <w:p>
       <w:pPr>

--- a/backend/src/CongTacDang.Infrastructure/Templates/Word/Mau_10_PhieuThamDinh.docx
+++ b/backend/src/CongTacDang.Infrastructure/Templates/Word/Mau_10_PhieuThamDinh.docx
@@ -69,13 +69,22 @@
               <w:ind w:right="-37"/>
               <w:jc w:val="center"/>
             </w:pPr>
-            <w:r>
-              <w:rPr>
-                <w:b/>
-                <w:sz w:val="24"/>
-              </w:rPr>
-              <w:t>TỔNG CÔNG TY QUẢN LÝ BAY VIỆT NAM</w:t>
-            </w:r>
+            <w:sdt>
+              <w:sdtPr>
+                <w:alias w:val="ORG_PARENT_COMPANY_NAME_UPPER"/>
+                <w:tag w:val="ORG_PARENT_COMPANY_NAME_UPPER"/>
+                <w:id w:val="531005"/>
+              </w:sdtPr>
+              <w:sdtContent>
+                <w:r>
+                  <w:rPr>
+                    <w:b/>
+                    <w:sz w:val="24"/>
+                  </w:rPr>
+                  <w:t>TỔNG CÔNG TY QUẢN LÝ BAY VIỆT NAM</w:t>
+                </w:r>
+              </w:sdtContent>
+            </w:sdt>
             <w:r>
               <w:rPr>
                 <w:b/>
@@ -125,12 +134,28 @@
               </w:rPr>
               <w:br/>
             </w:r>
+            <w:sdt>
+              <w:sdtPr>
+                <w:alias w:val="ORG_LOCATION"/>
+                <w:tag w:val="ORG_LOCATION"/>
+                <w:id w:val="531006"/>
+              </w:sdtPr>
+              <w:sdtContent>
+                <w:r>
+                  <w:rPr>
+                    <w:bCs/>
+                    <w:sz w:val="24"/>
+                  </w:rPr>
+                  <w:t>……</w:t>
+                </w:r>
+              </w:sdtContent>
+            </w:sdt>
             <w:r>
               <w:rPr>
                 <w:bCs/>
                 <w:sz w:val="24"/>
               </w:rPr>
-              <w:t>……, ngày …… tháng …… năm 20…</w:t>
+              <w:t xml:space="preserve">, ngày …… tháng …… năm 20…</w:t>
             </w:r>
           </w:p>
         </w:tc>

--- a/backend/src/CongTacDang.Infrastructure/Templates/Word/Mau_10_PhieuThamDinh.docx
+++ b/backend/src/CongTacDang.Infrastructure/Templates/Word/Mau_10_PhieuThamDinh.docx
@@ -1620,7 +1620,28 @@
         <w:rPr>
           <w:sz w:val="24"/>
         </w:rPr>
-        <w:t>Nội dung giải trình của cá nhân (khi chênh lệch ≥ 5 điểm): ………………………………..</w:t>
+        <w:t xml:space="preserve">Nội dung giải trình của cá nhân (khi chênh lệch ≥ 5 điểm): </w:t>
+      </w:r>
+      <w:sdt>
+        <w:sdtPr>
+          <w:alias w:val="APPRAISAL_EXPLANATION"/>
+          <w:tag w:val="APPRAISAL_EXPLANATION"/>
+          <w:id w:val="510070"/>
+        </w:sdtPr>
+        <w:sdtContent>
+          <w:r>
+            <w:rPr>
+              <w:sz w:val="24"/>
+            </w:rPr>
+            <w:t xml:space="preserve"/>
+          </w:r>
+        </w:sdtContent>
+      </w:sdt>
+      <w:r>
+        <w:rPr>
+          <w:sz w:val="24"/>
+        </w:rPr>
+        <w:t xml:space="preserve">………………………………..</w:t>
       </w:r>
     </w:p>
     <w:p>

--- a/backend/src/CongTacDang.Infrastructure/Templates/Word/Mau_10_PhieuThamDinh.docx
+++ b/backend/src/CongTacDang.Infrastructure/Templates/Word/Mau_10_PhieuThamDinh.docx
@@ -19,7 +19,7 @@
         <w:rPr>
           <w:lang w:val="en-US"/>
         </w:rPr>
-        <w:t>ẫu số</w:t>
+        <w:t xml:space="preserve">ẫu số </w:t>
       </w:r>
       <w:r>
         <w:rPr>
@@ -155,8 +155,24 @@
                 <w:bCs/>
                 <w:sz w:val="24"/>
               </w:rPr>
-              <w:t xml:space="preserve">, ngày …… tháng …… năm 20…</w:t>
+              <w:t xml:space="preserve">, </w:t>
             </w:r>
+            <w:sdt>
+              <w:sdtPr>
+                <w:alias w:val="DATE_LINE"/>
+                <w:tag w:val="DATE_LINE"/>
+                <w:id w:val="900001"/>
+              </w:sdtPr>
+              <w:sdtContent>
+                <w:r>
+                  <w:rPr>
+                    <w:bCs/>
+                    <w:sz w:val="24"/>
+                  </w:rPr>
+                  <w:t xml:space="preserve">ngày …… tháng …… năm 20…</w:t>
+                </w:r>
+              </w:sdtContent>
+            </w:sdt>
           </w:p>
         </w:tc>
       </w:tr>
@@ -299,7 +315,7 @@
             <w:rPr>
               <w:sz w:val="24"/>
             </w:rPr>
-            <w:t xml:space="preserve"/>
+            <w:t xml:space="preserve">……………………</w:t>
           </w:r>
         </w:sdtContent>
       </w:sdt>
@@ -307,7 +323,7 @@
         <w:rPr>
           <w:sz w:val="24"/>
         </w:rPr>
-        <w:t xml:space="preserve">……………………  Kỳ đánh giá: Quý </w:t>
+        <w:t xml:space="preserve">  Kỳ đánh giá: Quý </w:t>
       </w:r>
       <w:sdt>
         <w:sdtPr>

--- a/backend/src/CongTacDang.Infrastructure/Templates/Word/Mau_10_PhieuThamDinh.docx
+++ b/backend/src/CongTacDang.Infrastructure/Templates/Word/Mau_10_PhieuThamDinh.docx
@@ -316,48 +316,6 @@
               <w:sz w:val="24"/>
             </w:rPr>
             <w:t xml:space="preserve">……………………</w:t>
-          </w:r>
-        </w:sdtContent>
-      </w:sdt>
-      <w:r>
-        <w:rPr>
-          <w:sz w:val="24"/>
-        </w:rPr>
-        <w:t xml:space="preserve">  Kỳ đánh giá: Quý </w:t>
-      </w:r>
-      <w:sdt>
-        <w:sdtPr>
-          <w:alias w:val="QUARTER"/>
-          <w:tag w:val="QUARTER"/>
-          <w:id w:val="510043"/>
-        </w:sdtPr>
-        <w:sdtContent>
-          <w:r>
-            <w:rPr>
-              <w:sz w:val="24"/>
-            </w:rPr>
-            <w:t xml:space="preserve">...</w:t>
-          </w:r>
-        </w:sdtContent>
-      </w:sdt>
-      <w:r>
-        <w:rPr>
-          <w:sz w:val="24"/>
-        </w:rPr>
-        <w:t xml:space="preserve"> / Năm </w:t>
-      </w:r>
-      <w:sdt>
-        <w:sdtPr>
-          <w:alias w:val="YEAR"/>
-          <w:tag w:val="YEAR"/>
-          <w:id w:val="510044"/>
-        </w:sdtPr>
-        <w:sdtContent>
-          <w:r>
-            <w:rPr>
-              <w:sz w:val="24"/>
-            </w:rPr>
-            <w:t xml:space="preserve">20...</w:t>
           </w:r>
         </w:sdtContent>
       </w:sdt>
@@ -591,7 +549,7 @@
                 <w:sz w:val="24"/>
                 <w:szCs w:val="24"/>
               </w:rPr>
-              <w:t>1. Nhóm tiêu chí chung (TC   /30đ)</w:t>
+              <w:t>1. Nhóm tiêu chí chung (TC / 30đ)</w:t>
             </w:r>
           </w:p>
         </w:tc>
@@ -1615,16 +1573,10 @@
             <w:rPr>
               <w:sz w:val="24"/>
             </w:rPr>
-            <w:t xml:space="preserve"/>
+            <w:t xml:space="preserve">…………………………………………………………</w:t>
           </w:r>
         </w:sdtContent>
       </w:sdt>
-      <w:r>
-        <w:rPr>
-          <w:sz w:val="24"/>
-        </w:rPr>
-        <w:t xml:space="preserve">……..</w:t>
-      </w:r>
     </w:p>
     <w:p>
       <w:pPr>
@@ -1649,16 +1601,10 @@
             <w:rPr>
               <w:sz w:val="24"/>
             </w:rPr>
-            <w:t xml:space="preserve"/>
+            <w:t xml:space="preserve">…………………………………………………………</w:t>
           </w:r>
         </w:sdtContent>
       </w:sdt>
-      <w:r>
-        <w:rPr>
-          <w:sz w:val="24"/>
-        </w:rPr>
-        <w:t xml:space="preserve">………………………………..</w:t>
-      </w:r>
     </w:p>
     <w:p>
       <w:pPr>
@@ -1683,7 +1629,41 @@
             <w:rPr>
               <w:sz w:val="24"/>
             </w:rPr>
-            <w:t xml:space="preserve"/>
+            <w:t xml:space="preserve">…………………………………………………………</w:t>
+          </w:r>
+        </w:sdtContent>
+      </w:sdt>
+    </w:p>
+    <w:p>
+      <w:pPr>
+        <w:spacing w:after="40" w:line="240" w:lineRule="auto"/>
+        <w:ind w:firstLine="720"/>
+      </w:pPr>
+      <w:r>
+        <w:rPr>
+          <w:sz w:val="24"/>
+        </w:rPr>
+        <w:t xml:space="preserve">Mức xếp loại đề xuất trình cấp có thẩm quyền:</w:t>
+      </w:r>
+    </w:p>
+    <w:p>
+      <w:pPr>
+        <w:spacing w:after="40" w:line="240" w:lineRule="auto"/>
+        <w:ind w:firstLine="720"/>
+      </w:pPr>
+      <w:sdt>
+        <w:sdtPr>
+          <w:alias w:val="CHECK_EXCELLENT"/>
+          <w:tag w:val="CHECK_EXCELLENT"/>
+          <w:id w:val="900002"/>
+        </w:sdtPr>
+        <w:sdtContent>
+          <w:r>
+            <w:rPr>
+              <w:rFonts w:ascii="Segoe UI Symbol" w:hAnsi="Segoe UI Symbol" w:cs="Segoe UI Symbol"/>
+              <w:sz w:val="24"/>
+            </w:rPr>
+            <w:t xml:space="preserve">☐</w:t>
           </w:r>
         </w:sdtContent>
       </w:sdt>
@@ -1691,87 +1671,68 @@
         <w:rPr>
           <w:sz w:val="24"/>
         </w:rPr>
-        <w:t xml:space="preserve">………………..</w:t>
-      </w:r>
-    </w:p>
-    <w:p>
-      <w:pPr>
-        <w:spacing w:after="40" w:line="240" w:lineRule="auto"/>
-        <w:ind w:firstLine="720"/>
-      </w:pPr>
-      <w:r>
-        <w:rPr>
-          <w:sz w:val="24"/>
-        </w:rPr>
-        <w:t xml:space="preserve">Mức xếp loại đề xuất: </w:t>
+        <w:t xml:space="preserve"> Hoàn thành xuất sắc      </w:t>
       </w:r>
       <w:sdt>
         <w:sdtPr>
-          <w:alias w:val="PROPOSED_GRADE"/>
-          <w:tag w:val="PROPOSED_GRADE"/>
-          <w:id w:val="510056"/>
+          <w:alias w:val="CHECK_GOOD"/>
+          <w:tag w:val="CHECK_GOOD"/>
+          <w:id w:val="900003"/>
         </w:sdtPr>
         <w:sdtContent>
           <w:r>
             <w:rPr>
+              <w:rFonts w:ascii="Segoe UI Symbol" w:hAnsi="Segoe UI Symbol" w:cs="Segoe UI Symbol"/>
               <w:sz w:val="24"/>
             </w:rPr>
-            <w:t xml:space="preserve">«PROPOSED_GRADE»</w:t>
+            <w:t xml:space="preserve">☐</w:t>
           </w:r>
         </w:sdtContent>
       </w:sdt>
-    </w:p>
-    <w:p>
-      <w:pPr>
-        <w:spacing w:after="40" w:line="240" w:lineRule="auto"/>
-        <w:ind w:firstLine="720"/>
-      </w:pPr>
-      <w:r>
-        <w:rPr>
-          <w:rFonts w:ascii="Segoe UI Symbol" w:hAnsi="Segoe UI Symbol" w:cs="Segoe UI Symbol"/>
-          <w:sz w:val="24"/>
-        </w:rPr>
-        <w:t>☐</w:t>
-      </w:r>
-      <w:r>
-        <w:rPr>
-          <w:sz w:val="24"/>
-        </w:rPr>
-        <w:t xml:space="preserve"> Hoàn thành xuất sắc      </w:t>
-      </w:r>
-      <w:r>
-        <w:rPr>
-          <w:rFonts w:ascii="Segoe UI Symbol" w:hAnsi="Segoe UI Symbol" w:cs="Segoe UI Symbol"/>
-          <w:sz w:val="24"/>
-        </w:rPr>
-        <w:t>☐</w:t>
-      </w:r>
       <w:r>
         <w:rPr>
           <w:sz w:val="24"/>
         </w:rPr>
         <w:t xml:space="preserve"> Hoàn thành tốt      </w:t>
       </w:r>
-      <w:r>
-        <w:rPr>
-          <w:rFonts w:ascii="Segoe UI Symbol" w:hAnsi="Segoe UI Symbol" w:cs="Segoe UI Symbol"/>
-          <w:sz w:val="24"/>
-        </w:rPr>
-        <w:t>☐</w:t>
-      </w:r>
+      <w:sdt>
+        <w:sdtPr>
+          <w:alias w:val="CHECK_DONE"/>
+          <w:tag w:val="CHECK_DONE"/>
+          <w:id w:val="900004"/>
+        </w:sdtPr>
+        <w:sdtContent>
+          <w:r>
+            <w:rPr>
+              <w:rFonts w:ascii="Segoe UI Symbol" w:hAnsi="Segoe UI Symbol" w:cs="Segoe UI Symbol"/>
+              <w:sz w:val="24"/>
+            </w:rPr>
+            <w:t xml:space="preserve">☐</w:t>
+          </w:r>
+        </w:sdtContent>
+      </w:sdt>
       <w:r>
         <w:rPr>
           <w:sz w:val="24"/>
         </w:rPr>
         <w:t xml:space="preserve"> Hoàn thành nhiệm vụ      </w:t>
       </w:r>
-      <w:r>
-        <w:rPr>
-          <w:rFonts w:ascii="Segoe UI Symbol" w:hAnsi="Segoe UI Symbol" w:cs="Segoe UI Symbol"/>
-          <w:sz w:val="24"/>
-        </w:rPr>
-        <w:t>☐</w:t>
-      </w:r>
+      <w:sdt>
+        <w:sdtPr>
+          <w:alias w:val="CHECK_FAILED"/>
+          <w:tag w:val="CHECK_FAILED"/>
+          <w:id w:val="900005"/>
+        </w:sdtPr>
+        <w:sdtContent>
+          <w:r>
+            <w:rPr>
+              <w:rFonts w:ascii="Segoe UI Symbol" w:hAnsi="Segoe UI Symbol" w:cs="Segoe UI Symbol"/>
+              <w:sz w:val="24"/>
+            </w:rPr>
+            <w:t xml:space="preserve">☐</w:t>
+          </w:r>
+        </w:sdtContent>
+      </w:sdt>
       <w:r>
         <w:rPr>
           <w:sz w:val="24"/>

--- a/backend/src/CongTacDang.Infrastructure/Templates/Word/Mau_10_PhieuThamDinh.docx
+++ b/backend/src/CongTacDang.Infrastructure/Templates/Word/Mau_10_PhieuThamDinh.docx
@@ -184,14 +184,11 @@
         <w:spacing w:after="60" w:line="300" w:lineRule="auto"/>
         <w:ind w:firstLine="720"/>
         <w:jc w:val="center"/>
-        <w:rPr>
-          <w:color w:val="EE0000"/>
-        </w:rPr>
+        <w:rPr/>
       </w:pPr>
       <w:r>
         <w:rPr>
           <w:b/>
-          <w:color w:val="EE0000"/>
           <w:sz w:val="24"/>
         </w:rPr>
         <w:t>PHIẾU THẨM ĐỊNH, NHẬN XÉT, ĐỀ XUẤT XẾP LOẠI VÀ GHI NHẬN GIẢI TRÌNH</w:t>

--- a/backend/src/CongTacDang.Infrastructure/Templates/Word/Mau_10_PhieuThamDinh.docx
+++ b/backend/src/CongTacDang.Infrastructure/Templates/Word/Mau_10_PhieuThamDinh.docx
@@ -71,8 +71,8 @@
             </w:pPr>
             <w:sdt>
               <w:sdtPr>
-                <w:alias w:val="ORG_PARENT_COMPANY_NAME_UPPER"/>
-                <w:tag w:val="ORG_PARENT_COMPANY_NAME_UPPER"/>
+                <w:alias w:val="ORG_COMPANY_NAME_UPPER"/>
+                <w:tag w:val="ORG_COMPANY_NAME_UPPER"/>
                 <w:id w:val="531005"/>
               </w:sdtPr>
               <w:sdtContent>
@@ -81,7 +81,7 @@
                     <w:b/>
                     <w:sz w:val="24"/>
                   </w:rPr>
-                  <w:t>TỔNG CÔNG TY QUẢN LÝ BAY VIỆT NAM</w:t>
+                  <w:t>CÔNG TY …</w:t>
                 </w:r>
               </w:sdtContent>
             </w:sdt>
@@ -91,8 +91,23 @@
                 <w:sz w:val="24"/>
               </w:rPr>
               <w:br/>
-              <w:t>CƠ QUAN THẨM ĐỊNH</w:t>
             </w:r>
+            <w:sdt>
+              <w:sdtPr>
+                <w:alias w:val="ORG_APPRAISAL_UNIT_UPPER"/>
+                <w:tag w:val="ORG_APPRAISAL_UNIT_UPPER"/>
+                <w:id w:val="531090"/>
+              </w:sdtPr>
+              <w:sdtContent>
+                <w:r>
+                  <w:rPr>
+                    <w:b/>
+                    <w:sz w:val="24"/>
+                  </w:rPr>
+                  <w:t>CƠ QUAN THẨM ĐỊNH</w:t>
+                </w:r>
+              </w:sdtContent>
+            </w:sdt>
           </w:p>
         </w:tc>
         <w:tc>
